--- a/src/main/resources/Заполнители/ВКР/common/Титульный_лист.docx
+++ b/src/main/resources/Заполнители/ВКР/common/Титульный_лист.docx
@@ -497,7 +497,7 @@
             </w:r>
             <w:r>
               <w:rPr/>
-              <w:t xml:space="preserve">, </w:t>
+              <w:t xml:space="preserve"> </w:t>
             </w:r>
             <w:r>
               <w:rPr>
@@ -637,7 +637,23 @@
             </w:pPr>
             <w:r>
               <w:rPr/>
-              <w:t>«……»………………20…г.</w:t>
+              <w:t xml:space="preserve">«……» </w:t>
+            </w:r>
+            <w:r>
+              <w:rPr/>
+              <w:t xml:space="preserve">мая </w:t>
+            </w:r>
+            <w:r>
+              <w:rPr/>
+              <w:t>20</w:t>
+            </w:r>
+            <w:r>
+              <w:rPr/>
+              <w:t xml:space="preserve">26 </w:t>
+            </w:r>
+            <w:r>
+              <w:rPr/>
+              <w:t>г.</w:t>
             </w:r>
           </w:p>
         </w:tc>
@@ -654,7 +670,23 @@
             </w:pPr>
             <w:r>
               <w:rPr/>
-              <w:t xml:space="preserve">«……»………………20…г.  </w:t>
+              <w:t xml:space="preserve">«……» </w:t>
+            </w:r>
+            <w:r>
+              <w:rPr/>
+              <w:t xml:space="preserve">мая </w:t>
+            </w:r>
+            <w:r>
+              <w:rPr/>
+              <w:t>2</w:t>
+            </w:r>
+            <w:r>
+              <w:rPr/>
+              <w:t xml:space="preserve">026 </w:t>
+            </w:r>
+            <w:r>
+              <w:rPr/>
+              <w:t xml:space="preserve">г.  </w:t>
             </w:r>
           </w:p>
         </w:tc>
@@ -830,7 +862,11 @@
       </w:pPr>
       <w:r>
         <w:rPr/>
-        <w:t>Новосибирск, 20___</w:t>
+        <w:t>Новосибирск, 20</w:t>
+      </w:r>
+      <w:r>
+        <w:rPr/>
+        <w:t>26</w:t>
       </w:r>
     </w:p>
     <w:sectPr>

--- a/src/main/resources/Заполнители/ВКР/common/Титульный_лист.docx
+++ b/src/main/resources/Заполнители/ВКР/common/Титульный_лист.docx
@@ -337,7 +337,7 @@
     </w:p>
     <w:tbl>
       <w:tblPr>
-        <w:tblW w:w="9355" w:type="dxa"/>
+        <w:tblW w:w="9351" w:type="dxa"/>
         <w:jc w:val="start"/>
         <w:tblInd w:w="0" w:type="dxa"/>
         <w:tblLayout w:type="fixed"/>
@@ -350,8 +350,8 @@
         <w:tblLook w:val="04a0" w:noHBand="0" w:noVBand="1" w:firstColumn="1" w:lastRow="0" w:lastColumn="0" w:firstRow="1"/>
       </w:tblPr>
       <w:tblGrid>
-        <w:gridCol w:w="4563"/>
-        <w:gridCol w:w="4792"/>
+        <w:gridCol w:w="3746"/>
+        <w:gridCol w:w="5605"/>
       </w:tblGrid>
       <w:tr>
         <w:trPr>
@@ -359,16 +359,20 @@
         </w:trPr>
         <w:tc>
           <w:tcPr>
-            <w:tcW w:w="4563" w:type="dxa"/>
+            <w:tcW w:w="3746" w:type="dxa"/>
             <w:tcBorders/>
             <w:shd w:color="auto" w:fill="auto" w:val="clear"/>
           </w:tcPr>
           <w:p>
             <w:pPr>
               <w:pStyle w:val="Normal"/>
-              <w:rPr>
-                <w:b/>
-              </w:rPr>
+              <w:widowControl/>
+              <w:suppressAutoHyphens w:val="true"/>
+              <w:bidi w:val="0"/>
+              <w:spacing w:lineRule="auto" w:line="240" w:before="0" w:after="0"/>
+              <w:ind w:hanging="0" w:start="-57" w:end="0"/>
+              <w:jc w:val="both"/>
+              <w:rPr/>
             </w:pPr>
             <w:r>
               <w:rPr>
@@ -380,16 +384,20 @@
         </w:tc>
         <w:tc>
           <w:tcPr>
-            <w:tcW w:w="4792" w:type="dxa"/>
+            <w:tcW w:w="5605" w:type="dxa"/>
             <w:tcBorders/>
             <w:shd w:color="auto" w:fill="auto" w:val="clear"/>
           </w:tcPr>
           <w:p>
             <w:pPr>
               <w:pStyle w:val="Normal"/>
-              <w:rPr>
-                <w:b/>
-              </w:rPr>
+              <w:widowControl/>
+              <w:suppressAutoHyphens w:val="true"/>
+              <w:bidi w:val="0"/>
+              <w:spacing w:lineRule="auto" w:line="240" w:before="0" w:after="0"/>
+              <w:ind w:hanging="0" w:start="0" w:end="227"/>
+              <w:jc w:val="both"/>
+              <w:rPr/>
             </w:pPr>
             <w:r>
               <w:rPr>
@@ -406,16 +414,20 @@
         </w:trPr>
         <w:tc>
           <w:tcPr>
-            <w:tcW w:w="4563" w:type="dxa"/>
+            <w:tcW w:w="3746" w:type="dxa"/>
             <w:tcBorders/>
             <w:shd w:color="auto" w:fill="auto" w:val="clear"/>
           </w:tcPr>
           <w:p>
             <w:pPr>
               <w:pStyle w:val="Normal"/>
-              <w:rPr>
-                <w:b/>
-              </w:rPr>
+              <w:widowControl/>
+              <w:suppressAutoHyphens w:val="true"/>
+              <w:bidi w:val="0"/>
+              <w:spacing w:lineRule="auto" w:line="240" w:before="0" w:after="0"/>
+              <w:ind w:hanging="0" w:start="-57" w:end="0"/>
+              <w:jc w:val="both"/>
+              <w:rPr/>
             </w:pPr>
             <w:r>
               <w:rPr/>
@@ -425,16 +437,20 @@
         </w:tc>
         <w:tc>
           <w:tcPr>
-            <w:tcW w:w="4792" w:type="dxa"/>
+            <w:tcW w:w="5605" w:type="dxa"/>
             <w:tcBorders/>
             <w:shd w:color="auto" w:fill="auto" w:val="clear"/>
           </w:tcPr>
           <w:p>
             <w:pPr>
               <w:pStyle w:val="Normal"/>
-              <w:rPr>
-                <w:b/>
-              </w:rPr>
+              <w:widowControl/>
+              <w:suppressAutoHyphens w:val="true"/>
+              <w:bidi w:val="0"/>
+              <w:spacing w:lineRule="auto" w:line="240" w:before="0" w:after="0"/>
+              <w:ind w:hanging="0" w:start="0" w:end="227"/>
+              <w:jc w:val="both"/>
+              <w:rPr/>
             </w:pPr>
             <w:r>
               <w:rPr>
@@ -459,16 +475,20 @@
         <w:trPr/>
         <w:tc>
           <w:tcPr>
-            <w:tcW w:w="4563" w:type="dxa"/>
+            <w:tcW w:w="3746" w:type="dxa"/>
             <w:tcBorders/>
             <w:shd w:color="auto" w:fill="auto" w:val="clear"/>
           </w:tcPr>
           <w:p>
             <w:pPr>
               <w:pStyle w:val="Normal"/>
-              <w:rPr>
-                <w:b/>
-              </w:rPr>
+              <w:widowControl/>
+              <w:suppressAutoHyphens w:val="true"/>
+              <w:bidi w:val="0"/>
+              <w:spacing w:lineRule="auto" w:line="240" w:before="0" w:after="0"/>
+              <w:ind w:hanging="0" w:start="-57" w:end="0"/>
+              <w:jc w:val="both"/>
+              <w:rPr/>
             </w:pPr>
             <w:r>
               <w:rPr/>
@@ -478,16 +498,20 @@
         </w:tc>
         <w:tc>
           <w:tcPr>
-            <w:tcW w:w="4792" w:type="dxa"/>
+            <w:tcW w:w="5605" w:type="dxa"/>
             <w:tcBorders/>
             <w:shd w:color="auto" w:fill="auto" w:val="clear"/>
           </w:tcPr>
           <w:p>
             <w:pPr>
               <w:pStyle w:val="Normal"/>
-              <w:rPr>
-                <w:b/>
-              </w:rPr>
+              <w:widowControl/>
+              <w:suppressAutoHyphens w:val="true"/>
+              <w:bidi w:val="0"/>
+              <w:spacing w:lineRule="auto" w:line="240" w:before="0" w:after="0"/>
+              <w:ind w:hanging="0" w:start="0" w:end="227"/>
+              <w:jc w:val="both"/>
+              <w:rPr/>
             </w:pPr>
             <w:r>
               <w:rPr>
@@ -514,18 +538,20 @@
         </w:trPr>
         <w:tc>
           <w:tcPr>
-            <w:tcW w:w="4563" w:type="dxa"/>
+            <w:tcW w:w="3746" w:type="dxa"/>
             <w:tcBorders/>
             <w:shd w:color="auto" w:fill="auto" w:val="clear"/>
           </w:tcPr>
           <w:p>
             <w:pPr>
               <w:pStyle w:val="Normal"/>
-              <w:rPr>
-                <w:b/>
-                <w:sz w:val="16"/>
-                <w:szCs w:val="16"/>
-              </w:rPr>
+              <w:widowControl/>
+              <w:suppressAutoHyphens w:val="true"/>
+              <w:bidi w:val="0"/>
+              <w:spacing w:lineRule="auto" w:line="240" w:before="0" w:after="0"/>
+              <w:ind w:hanging="0" w:start="-57" w:end="0"/>
+              <w:jc w:val="both"/>
+              <w:rPr/>
             </w:pPr>
             <w:r>
               <w:rPr/>
@@ -535,16 +561,20 @@
         </w:tc>
         <w:tc>
           <w:tcPr>
-            <w:tcW w:w="4792" w:type="dxa"/>
+            <w:tcW w:w="5605" w:type="dxa"/>
             <w:tcBorders/>
             <w:shd w:color="auto" w:fill="auto" w:val="clear"/>
           </w:tcPr>
           <w:p>
             <w:pPr>
               <w:pStyle w:val="Normal"/>
-              <w:rPr>
-                <w:b/>
-              </w:rPr>
+              <w:widowControl/>
+              <w:suppressAutoHyphens w:val="true"/>
+              <w:bidi w:val="0"/>
+              <w:spacing w:lineRule="auto" w:line="240" w:before="0" w:after="0"/>
+              <w:ind w:hanging="0" w:start="0" w:end="227"/>
+              <w:jc w:val="both"/>
+              <w:rPr/>
             </w:pPr>
             <w:r>
               <w:rPr>
@@ -563,16 +593,20 @@
         <w:trPr/>
         <w:tc>
           <w:tcPr>
-            <w:tcW w:w="4563" w:type="dxa"/>
+            <w:tcW w:w="3746" w:type="dxa"/>
             <w:tcBorders/>
             <w:shd w:color="auto" w:fill="auto" w:val="clear"/>
           </w:tcPr>
           <w:p>
             <w:pPr>
               <w:pStyle w:val="Normal"/>
-              <w:rPr>
-                <w:b/>
-              </w:rPr>
+              <w:widowControl/>
+              <w:suppressAutoHyphens w:val="true"/>
+              <w:bidi w:val="0"/>
+              <w:spacing w:lineRule="auto" w:line="240" w:before="0" w:after="0"/>
+              <w:ind w:hanging="0" w:start="-57" w:end="0"/>
+              <w:jc w:val="both"/>
+              <w:rPr/>
             </w:pPr>
             <w:r>
               <w:rPr>
@@ -592,18 +626,20 @@
         </w:tc>
         <w:tc>
           <w:tcPr>
-            <w:tcW w:w="4792" w:type="dxa"/>
+            <w:tcW w:w="5605" w:type="dxa"/>
             <w:tcBorders/>
             <w:shd w:color="auto" w:fill="auto" w:val="clear"/>
           </w:tcPr>
           <w:p>
             <w:pPr>
               <w:pStyle w:val="Normal"/>
-              <w:rPr>
-                <w:b/>
-                <w:sz w:val="16"/>
-                <w:szCs w:val="16"/>
-              </w:rPr>
+              <w:widowControl/>
+              <w:suppressAutoHyphens w:val="true"/>
+              <w:bidi w:val="0"/>
+              <w:spacing w:lineRule="auto" w:line="240" w:before="0" w:after="0"/>
+              <w:ind w:hanging="0" w:start="0" w:end="227"/>
+              <w:jc w:val="both"/>
+              <w:rPr/>
             </w:pPr>
             <w:r>
               <w:rPr>
@@ -626,67 +662,47 @@
         <w:trPr/>
         <w:tc>
           <w:tcPr>
-            <w:tcW w:w="4563" w:type="dxa"/>
+            <w:tcW w:w="3746" w:type="dxa"/>
             <w:tcBorders/>
             <w:shd w:color="auto" w:fill="auto" w:val="clear"/>
           </w:tcPr>
           <w:p>
             <w:pPr>
               <w:pStyle w:val="Normal"/>
+              <w:widowControl/>
+              <w:suppressAutoHyphens w:val="true"/>
+              <w:bidi w:val="0"/>
+              <w:spacing w:lineRule="auto" w:line="240" w:before="0" w:after="0"/>
+              <w:ind w:hanging="0" w:start="-57" w:end="0"/>
+              <w:jc w:val="both"/>
               <w:rPr/>
             </w:pPr>
             <w:r>
               <w:rPr/>
-              <w:t xml:space="preserve">«……» </w:t>
-            </w:r>
-            <w:r>
-              <w:rPr/>
-              <w:t xml:space="preserve">мая </w:t>
-            </w:r>
-            <w:r>
-              <w:rPr/>
-              <w:t>20</w:t>
-            </w:r>
-            <w:r>
-              <w:rPr/>
-              <w:t xml:space="preserve">26 </w:t>
-            </w:r>
-            <w:r>
-              <w:rPr/>
-              <w:t>г.</w:t>
+              <w:t>«……» мая 2026 г.</w:t>
             </w:r>
           </w:p>
         </w:tc>
         <w:tc>
           <w:tcPr>
-            <w:tcW w:w="4792" w:type="dxa"/>
+            <w:tcW w:w="5605" w:type="dxa"/>
             <w:tcBorders/>
             <w:shd w:color="auto" w:fill="auto" w:val="clear"/>
           </w:tcPr>
           <w:p>
             <w:pPr>
               <w:pStyle w:val="Normal"/>
+              <w:widowControl/>
+              <w:suppressAutoHyphens w:val="true"/>
+              <w:bidi w:val="0"/>
+              <w:spacing w:lineRule="auto" w:line="240" w:before="0" w:after="0"/>
+              <w:ind w:hanging="0" w:start="0" w:end="227"/>
+              <w:jc w:val="both"/>
               <w:rPr/>
             </w:pPr>
             <w:r>
               <w:rPr/>
-              <w:t xml:space="preserve">«……» </w:t>
-            </w:r>
-            <w:r>
-              <w:rPr/>
-              <w:t xml:space="preserve">мая </w:t>
-            </w:r>
-            <w:r>
-              <w:rPr/>
-              <w:t>2</w:t>
-            </w:r>
-            <w:r>
-              <w:rPr/>
-              <w:t xml:space="preserve">026 </w:t>
-            </w:r>
-            <w:r>
-              <w:rPr/>
-              <w:t xml:space="preserve">г.  </w:t>
+              <w:t xml:space="preserve">«……» мая 2026 г.  </w:t>
             </w:r>
           </w:p>
         </w:tc>
@@ -695,13 +711,19 @@
         <w:trPr/>
         <w:tc>
           <w:tcPr>
-            <w:tcW w:w="4563" w:type="dxa"/>
+            <w:tcW w:w="3746" w:type="dxa"/>
             <w:tcBorders/>
             <w:shd w:color="auto" w:fill="auto" w:val="clear"/>
           </w:tcPr>
           <w:p>
             <w:pPr>
               <w:pStyle w:val="Normal"/>
+              <w:widowControl/>
+              <w:suppressAutoHyphens w:val="true"/>
+              <w:bidi w:val="0"/>
+              <w:spacing w:lineRule="auto" w:line="240" w:before="0" w:after="0"/>
+              <w:ind w:hanging="0" w:start="-57" w:end="0"/>
+              <w:jc w:val="both"/>
               <w:rPr/>
             </w:pPr>
             <w:r>
@@ -711,13 +733,19 @@
         </w:tc>
         <w:tc>
           <w:tcPr>
-            <w:tcW w:w="4792" w:type="dxa"/>
+            <w:tcW w:w="5605" w:type="dxa"/>
             <w:tcBorders/>
             <w:shd w:color="auto" w:fill="auto" w:val="clear"/>
           </w:tcPr>
           <w:p>
             <w:pPr>
               <w:pStyle w:val="Normal"/>
+              <w:widowControl/>
+              <w:suppressAutoHyphens w:val="true"/>
+              <w:bidi w:val="0"/>
+              <w:spacing w:lineRule="auto" w:line="240" w:before="0" w:after="0"/>
+              <w:ind w:hanging="0" w:start="0" w:end="227"/>
+              <w:jc w:val="both"/>
               <w:rPr/>
             </w:pPr>
             <w:r>
@@ -732,17 +760,20 @@
         </w:trPr>
         <w:tc>
           <w:tcPr>
-            <w:tcW w:w="4563" w:type="dxa"/>
+            <w:tcW w:w="3746" w:type="dxa"/>
             <w:tcBorders/>
             <w:shd w:color="auto" w:fill="auto" w:val="clear"/>
           </w:tcPr>
           <w:p>
             <w:pPr>
               <w:pStyle w:val="Normal"/>
-              <w:rPr>
-                <w:highlight w:val="none"/>
-                <w:shd w:fill="FFFF00" w:val="clear"/>
-              </w:rPr>
+              <w:widowControl/>
+              <w:suppressAutoHyphens w:val="true"/>
+              <w:bidi w:val="0"/>
+              <w:spacing w:lineRule="auto" w:line="240" w:before="0" w:after="0"/>
+              <w:ind w:hanging="0" w:start="-57" w:end="0"/>
+              <w:jc w:val="both"/>
+              <w:rPr/>
             </w:pPr>
             <w:r>
               <w:rPr>
@@ -754,13 +785,19 @@
         </w:tc>
         <w:tc>
           <w:tcPr>
-            <w:tcW w:w="4792" w:type="dxa"/>
+            <w:tcW w:w="5605" w:type="dxa"/>
             <w:tcBorders/>
             <w:shd w:color="auto" w:fill="auto" w:val="clear"/>
           </w:tcPr>
           <w:p>
             <w:pPr>
               <w:pStyle w:val="Normal"/>
+              <w:widowControl/>
+              <w:suppressAutoHyphens w:val="true"/>
+              <w:bidi w:val="0"/>
+              <w:spacing w:lineRule="auto" w:line="240" w:before="0" w:after="0"/>
+              <w:ind w:hanging="0" w:start="0" w:end="227"/>
+              <w:jc w:val="both"/>
               <w:rPr>
                 <w:color w:val="FF0000"/>
               </w:rPr>
@@ -862,11 +899,7 @@
       </w:pPr>
       <w:r>
         <w:rPr/>
-        <w:t>Новосибирск, 20</w:t>
-      </w:r>
-      <w:r>
-        <w:rPr/>
-        <w:t>26</w:t>
+        <w:t>Новосибирск, 2026</w:t>
       </w:r>
     </w:p>
     <w:sectPr>

--- a/src/main/resources/Заполнители/ВКР/common/Титульный_лист.docx
+++ b/src/main/resources/Заполнители/ВКР/common/Титульный_лист.docx
@@ -460,7 +460,13 @@
             </w:r>
             <w:r>
               <w:rPr/>
-              <w:t xml:space="preserve">, </w:t>
+              <w:t>,</w:t>
+            </w:r>
+            <w:r>
+              <w:rPr>
+                <w:shd w:fill="auto" w:val="clear"/>
+              </w:rPr>
+              <w:t xml:space="preserve"> </w:t>
             </w:r>
             <w:r>
               <w:rPr>
@@ -1732,18 +1738,18 @@
       <w:lang w:val="x-none" w:eastAsia="x-none"/>
     </w:rPr>
   </w:style>
+  <w:style w:type="character" w:styleId="user">
+    <w:name w:val="Символ сноски (user)"/>
+    <w:uiPriority w:val="99"/>
+    <w:unhideWhenUsed/>
+    <w:qFormat/>
+    <w:rsid w:val="00b62267"/>
+    <w:rPr>
+      <w:vertAlign w:val="superscript"/>
+    </w:rPr>
+  </w:style>
   <w:style w:type="character" w:styleId="Style6">
     <w:name w:val="Символ сноски"/>
-    <w:uiPriority w:val="99"/>
-    <w:unhideWhenUsed/>
-    <w:qFormat/>
-    <w:rsid w:val="00b62267"/>
-    <w:rPr>
-      <w:vertAlign w:val="superscript"/>
-    </w:rPr>
-  </w:style>
-  <w:style w:type="character" w:styleId="user">
-    <w:name w:val="Символ сноски (user)"/>
     <w:qFormat/>
     <w:rPr>
       <w:vertAlign w:val="superscript"/>
@@ -2180,7 +2186,7 @@
   </w:style>
   <w:style w:type="paragraph" w:styleId="IndexHeading">
     <w:name w:val="index heading"/>
-    <w:basedOn w:val="Style16"/>
+    <w:basedOn w:val="user1"/>
     <w:pPr/>
     <w:rPr/>
   </w:style>
@@ -2446,15 +2452,15 @@
       <w:lang w:eastAsia="en-US"/>
     </w:rPr>
   </w:style>
+  <w:style w:type="paragraph" w:styleId="user3">
+    <w:name w:val="Колонтитулы (user)"/>
+    <w:basedOn w:val="Normal"/>
+    <w:qFormat/>
+    <w:pPr/>
+    <w:rPr/>
+  </w:style>
   <w:style w:type="paragraph" w:styleId="Style18">
     <w:name w:val="Колонтитулы"/>
-    <w:basedOn w:val="Normal"/>
-    <w:qFormat/>
-    <w:pPr/>
-    <w:rPr/>
-  </w:style>
-  <w:style w:type="paragraph" w:styleId="user3">
-    <w:name w:val="Колонтитулы (user)"/>
     <w:basedOn w:val="Normal"/>
     <w:qFormat/>
     <w:pPr/>
@@ -2492,6 +2498,29 @@
     </w:pPr>
     <w:rPr/>
   </w:style>
+  <w:style w:type="paragraph" w:styleId="Style19">
+    <w:name w:val="Содержимое таблицы"/>
+    <w:basedOn w:val="Normal"/>
+    <w:qFormat/>
+    <w:pPr>
+      <w:widowControl w:val="false"/>
+      <w:suppressLineNumbers/>
+    </w:pPr>
+    <w:rPr/>
+  </w:style>
+  <w:style w:type="paragraph" w:styleId="Style20">
+    <w:name w:val="Заголовок таблицы"/>
+    <w:basedOn w:val="Style19"/>
+    <w:qFormat/>
+    <w:pPr>
+      <w:suppressLineNumbers/>
+      <w:jc w:val="center"/>
+    </w:pPr>
+    <w:rPr>
+      <w:b/>
+      <w:bCs/>
+    </w:rPr>
+  </w:style>
   <w:style w:type="paragraph" w:styleId="user4">
     <w:name w:val="Содержимое таблицы (user)"/>
     <w:basedOn w:val="Normal"/>
@@ -2515,31 +2544,8 @@
       <w:bCs/>
     </w:rPr>
   </w:style>
-  <w:style w:type="paragraph" w:styleId="Style19">
-    <w:name w:val="Содержимое таблицы"/>
-    <w:basedOn w:val="Normal"/>
-    <w:qFormat/>
-    <w:pPr>
-      <w:widowControl w:val="false"/>
-      <w:suppressLineNumbers/>
-    </w:pPr>
-    <w:rPr/>
-  </w:style>
-  <w:style w:type="paragraph" w:styleId="Style20">
-    <w:name w:val="Заголовок таблицы"/>
-    <w:basedOn w:val="Style19"/>
-    <w:qFormat/>
-    <w:pPr>
-      <w:suppressLineNumbers/>
-      <w:jc w:val="center"/>
-    </w:pPr>
-    <w:rPr>
-      <w:b/>
-      <w:bCs/>
-    </w:rPr>
-  </w:style>
-  <w:style w:type="numbering" w:styleId="Style21" w:default="1">
-    <w:name w:val="Без списка"/>
+  <w:style w:type="numbering" w:styleId="user6" w:default="1">
+    <w:name w:val="Без списка (user)"/>
     <w:uiPriority w:val="99"/>
     <w:semiHidden/>
     <w:unhideWhenUsed/>

--- a/src/main/resources/Заполнители/ВКР/common/Титульный_лист.docx
+++ b/src/main/resources/Заполнители/ВКР/common/Титульный_лист.docx
@@ -370,7 +370,7 @@
               <w:suppressAutoHyphens w:val="true"/>
               <w:bidi w:val="0"/>
               <w:spacing w:lineRule="auto" w:line="240" w:before="0" w:after="0"/>
-              <w:ind w:hanging="0" w:start="-57" w:end="0"/>
+              <w:ind w:firstLine="624" w:start="-57" w:end="0"/>
               <w:jc w:val="both"/>
               <w:rPr/>
             </w:pPr>
@@ -395,7 +395,7 @@
               <w:suppressAutoHyphens w:val="true"/>
               <w:bidi w:val="0"/>
               <w:spacing w:lineRule="auto" w:line="240" w:before="0" w:after="0"/>
-              <w:ind w:hanging="0" w:start="0" w:end="227"/>
+              <w:ind w:firstLine="567" w:start="0" w:end="907"/>
               <w:jc w:val="both"/>
               <w:rPr/>
             </w:pPr>
@@ -425,7 +425,7 @@
               <w:suppressAutoHyphens w:val="true"/>
               <w:bidi w:val="0"/>
               <w:spacing w:lineRule="auto" w:line="240" w:before="0" w:after="0"/>
-              <w:ind w:hanging="0" w:start="-57" w:end="0"/>
+              <w:ind w:firstLine="624" w:start="-57" w:end="0"/>
               <w:jc w:val="both"/>
               <w:rPr/>
             </w:pPr>
@@ -448,7 +448,7 @@
               <w:suppressAutoHyphens w:val="true"/>
               <w:bidi w:val="0"/>
               <w:spacing w:lineRule="auto" w:line="240" w:before="0" w:after="0"/>
-              <w:ind w:hanging="0" w:start="0" w:end="227"/>
+              <w:ind w:firstLine="567" w:start="0" w:end="680"/>
               <w:jc w:val="both"/>
               <w:rPr/>
             </w:pPr>
@@ -492,7 +492,7 @@
               <w:suppressAutoHyphens w:val="true"/>
               <w:bidi w:val="0"/>
               <w:spacing w:lineRule="auto" w:line="240" w:before="0" w:after="0"/>
-              <w:ind w:hanging="0" w:start="-57" w:end="0"/>
+              <w:ind w:firstLine="624" w:start="-57" w:end="0"/>
               <w:jc w:val="both"/>
               <w:rPr/>
             </w:pPr>
@@ -515,7 +515,7 @@
               <w:suppressAutoHyphens w:val="true"/>
               <w:bidi w:val="0"/>
               <w:spacing w:lineRule="auto" w:line="240" w:before="0" w:after="0"/>
-              <w:ind w:hanging="0" w:start="0" w:end="227"/>
+              <w:ind w:firstLine="567" w:start="0" w:end="454"/>
               <w:jc w:val="both"/>
               <w:rPr/>
             </w:pPr>
@@ -555,7 +555,7 @@
               <w:suppressAutoHyphens w:val="true"/>
               <w:bidi w:val="0"/>
               <w:spacing w:lineRule="auto" w:line="240" w:before="0" w:after="0"/>
-              <w:ind w:hanging="0" w:start="-57" w:end="0"/>
+              <w:ind w:firstLine="624" w:start="-57" w:end="0"/>
               <w:jc w:val="both"/>
               <w:rPr/>
             </w:pPr>
@@ -578,7 +578,7 @@
               <w:suppressAutoHyphens w:val="true"/>
               <w:bidi w:val="0"/>
               <w:spacing w:lineRule="auto" w:line="240" w:before="0" w:after="0"/>
-              <w:ind w:hanging="0" w:start="0" w:end="227"/>
+              <w:ind w:firstLine="567" w:start="0" w:end="454"/>
               <w:jc w:val="both"/>
               <w:rPr/>
             </w:pPr>
@@ -610,7 +610,7 @@
               <w:suppressAutoHyphens w:val="true"/>
               <w:bidi w:val="0"/>
               <w:spacing w:lineRule="auto" w:line="240" w:before="0" w:after="0"/>
-              <w:ind w:hanging="0" w:start="-57" w:end="0"/>
+              <w:ind w:firstLine="624" w:start="-57" w:end="0"/>
               <w:jc w:val="both"/>
               <w:rPr/>
             </w:pPr>
@@ -643,7 +643,7 @@
               <w:suppressAutoHyphens w:val="true"/>
               <w:bidi w:val="0"/>
               <w:spacing w:lineRule="auto" w:line="240" w:before="0" w:after="0"/>
-              <w:ind w:hanging="0" w:start="0" w:end="227"/>
+              <w:ind w:firstLine="567" w:start="0" w:end="454"/>
               <w:jc w:val="both"/>
               <w:rPr/>
             </w:pPr>
@@ -679,7 +679,7 @@
               <w:suppressAutoHyphens w:val="true"/>
               <w:bidi w:val="0"/>
               <w:spacing w:lineRule="auto" w:line="240" w:before="0" w:after="0"/>
-              <w:ind w:hanging="0" w:start="-57" w:end="0"/>
+              <w:ind w:firstLine="624" w:start="-57" w:end="0"/>
               <w:jc w:val="both"/>
               <w:rPr/>
             </w:pPr>
@@ -702,7 +702,7 @@
               <w:suppressAutoHyphens w:val="true"/>
               <w:bidi w:val="0"/>
               <w:spacing w:lineRule="auto" w:line="240" w:before="0" w:after="0"/>
-              <w:ind w:hanging="0" w:start="0" w:end="227"/>
+              <w:ind w:firstLine="567" w:start="0" w:end="454"/>
               <w:jc w:val="both"/>
               <w:rPr/>
             </w:pPr>
@@ -728,7 +728,7 @@
               <w:suppressAutoHyphens w:val="true"/>
               <w:bidi w:val="0"/>
               <w:spacing w:lineRule="auto" w:line="240" w:before="0" w:after="0"/>
-              <w:ind w:hanging="0" w:start="-57" w:end="0"/>
+              <w:ind w:firstLine="624" w:start="-57" w:end="0"/>
               <w:jc w:val="both"/>
               <w:rPr/>
             </w:pPr>
@@ -750,7 +750,7 @@
               <w:suppressAutoHyphens w:val="true"/>
               <w:bidi w:val="0"/>
               <w:spacing w:lineRule="auto" w:line="240" w:before="0" w:after="0"/>
-              <w:ind w:hanging="0" w:start="0" w:end="227"/>
+              <w:ind w:firstLine="567" w:start="113" w:end="340"/>
               <w:jc w:val="both"/>
               <w:rPr/>
             </w:pPr>
@@ -777,7 +777,7 @@
               <w:suppressAutoHyphens w:val="true"/>
               <w:bidi w:val="0"/>
               <w:spacing w:lineRule="auto" w:line="240" w:before="0" w:after="0"/>
-              <w:ind w:hanging="0" w:start="-57" w:end="0"/>
+              <w:ind w:firstLine="624" w:start="-57" w:end="0"/>
               <w:jc w:val="both"/>
               <w:rPr/>
             </w:pPr>
@@ -802,7 +802,7 @@
               <w:suppressAutoHyphens w:val="true"/>
               <w:bidi w:val="0"/>
               <w:spacing w:lineRule="auto" w:line="240" w:before="0" w:after="0"/>
-              <w:ind w:hanging="0" w:start="0" w:end="227"/>
+              <w:ind w:firstLine="567" w:start="113" w:end="340"/>
               <w:jc w:val="both"/>
               <w:rPr>
                 <w:color w:val="FF0000"/>

--- a/src/main/resources/Заполнители/ВКР/common/Титульный_лист.docx
+++ b/src/main/resources/Заполнители/ВКР/common/Титульный_лист.docx
@@ -337,9 +337,9 @@
     </w:p>
     <w:tbl>
       <w:tblPr>
-        <w:tblW w:w="9351" w:type="dxa"/>
+        <w:tblW w:w="8805" w:type="dxa"/>
         <w:jc w:val="start"/>
-        <w:tblInd w:w="0" w:type="dxa"/>
+        <w:tblInd w:w="548" w:type="dxa"/>
         <w:tblLayout w:type="fixed"/>
         <w:tblCellMar>
           <w:top w:w="0" w:type="dxa"/>
@@ -350,8 +350,8 @@
         <w:tblLook w:val="04a0" w:noHBand="0" w:noVBand="1" w:firstColumn="1" w:lastRow="0" w:lastColumn="0" w:firstRow="1"/>
       </w:tblPr>
       <w:tblGrid>
-        <w:gridCol w:w="3746"/>
-        <w:gridCol w:w="5605"/>
+        <w:gridCol w:w="3648"/>
+        <w:gridCol w:w="5157"/>
       </w:tblGrid>
       <w:tr>
         <w:trPr>
@@ -359,7 +359,7 @@
         </w:trPr>
         <w:tc>
           <w:tcPr>
-            <w:tcW w:w="3746" w:type="dxa"/>
+            <w:tcW w:w="3648" w:type="dxa"/>
             <w:tcBorders/>
             <w:shd w:color="auto" w:fill="auto" w:val="clear"/>
           </w:tcPr>
@@ -370,7 +370,7 @@
               <w:suppressAutoHyphens w:val="true"/>
               <w:bidi w:val="0"/>
               <w:spacing w:lineRule="auto" w:line="240" w:before="0" w:after="0"/>
-              <w:ind w:firstLine="624" w:start="-57" w:end="0"/>
+              <w:ind w:hanging="0" w:start="-57" w:end="0"/>
               <w:jc w:val="both"/>
               <w:rPr/>
             </w:pPr>
@@ -384,7 +384,7 @@
         </w:tc>
         <w:tc>
           <w:tcPr>
-            <w:tcW w:w="5605" w:type="dxa"/>
+            <w:tcW w:w="5157" w:type="dxa"/>
             <w:tcBorders/>
             <w:shd w:color="auto" w:fill="auto" w:val="clear"/>
           </w:tcPr>
@@ -395,7 +395,7 @@
               <w:suppressAutoHyphens w:val="true"/>
               <w:bidi w:val="0"/>
               <w:spacing w:lineRule="auto" w:line="240" w:before="0" w:after="0"/>
-              <w:ind w:firstLine="567" w:start="0" w:end="907"/>
+              <w:ind w:hanging="0" w:start="0" w:end="907"/>
               <w:jc w:val="both"/>
               <w:rPr/>
             </w:pPr>
@@ -414,7 +414,7 @@
         </w:trPr>
         <w:tc>
           <w:tcPr>
-            <w:tcW w:w="3746" w:type="dxa"/>
+            <w:tcW w:w="3648" w:type="dxa"/>
             <w:tcBorders/>
             <w:shd w:color="auto" w:fill="auto" w:val="clear"/>
           </w:tcPr>
@@ -425,7 +425,7 @@
               <w:suppressAutoHyphens w:val="true"/>
               <w:bidi w:val="0"/>
               <w:spacing w:lineRule="auto" w:line="240" w:before="0" w:after="0"/>
-              <w:ind w:firstLine="624" w:start="-57" w:end="0"/>
+              <w:ind w:hanging="0" w:start="-57" w:end="0"/>
               <w:jc w:val="both"/>
               <w:rPr/>
             </w:pPr>
@@ -437,7 +437,7 @@
         </w:tc>
         <w:tc>
           <w:tcPr>
-            <w:tcW w:w="5605" w:type="dxa"/>
+            <w:tcW w:w="5157" w:type="dxa"/>
             <w:tcBorders/>
             <w:shd w:color="auto" w:fill="auto" w:val="clear"/>
           </w:tcPr>
@@ -448,7 +448,7 @@
               <w:suppressAutoHyphens w:val="true"/>
               <w:bidi w:val="0"/>
               <w:spacing w:lineRule="auto" w:line="240" w:before="0" w:after="0"/>
-              <w:ind w:firstLine="567" w:start="0" w:end="680"/>
+              <w:ind w:hanging="0" w:start="0" w:end="680"/>
               <w:jc w:val="both"/>
               <w:rPr/>
             </w:pPr>
@@ -481,7 +481,7 @@
         <w:trPr/>
         <w:tc>
           <w:tcPr>
-            <w:tcW w:w="3746" w:type="dxa"/>
+            <w:tcW w:w="3648" w:type="dxa"/>
             <w:tcBorders/>
             <w:shd w:color="auto" w:fill="auto" w:val="clear"/>
           </w:tcPr>
@@ -492,7 +492,7 @@
               <w:suppressAutoHyphens w:val="true"/>
               <w:bidi w:val="0"/>
               <w:spacing w:lineRule="auto" w:line="240" w:before="0" w:after="0"/>
-              <w:ind w:firstLine="624" w:start="-57" w:end="0"/>
+              <w:ind w:hanging="0" w:start="-57" w:end="0"/>
               <w:jc w:val="both"/>
               <w:rPr/>
             </w:pPr>
@@ -504,7 +504,7 @@
         </w:tc>
         <w:tc>
           <w:tcPr>
-            <w:tcW w:w="5605" w:type="dxa"/>
+            <w:tcW w:w="5157" w:type="dxa"/>
             <w:tcBorders/>
             <w:shd w:color="auto" w:fill="auto" w:val="clear"/>
           </w:tcPr>
@@ -515,7 +515,7 @@
               <w:suppressAutoHyphens w:val="true"/>
               <w:bidi w:val="0"/>
               <w:spacing w:lineRule="auto" w:line="240" w:before="0" w:after="0"/>
-              <w:ind w:firstLine="567" w:start="0" w:end="454"/>
+              <w:ind w:hanging="0" w:start="0" w:end="454"/>
               <w:jc w:val="both"/>
               <w:rPr/>
             </w:pPr>
@@ -544,7 +544,7 @@
         </w:trPr>
         <w:tc>
           <w:tcPr>
-            <w:tcW w:w="3746" w:type="dxa"/>
+            <w:tcW w:w="3648" w:type="dxa"/>
             <w:tcBorders/>
             <w:shd w:color="auto" w:fill="auto" w:val="clear"/>
           </w:tcPr>
@@ -555,7 +555,7 @@
               <w:suppressAutoHyphens w:val="true"/>
               <w:bidi w:val="0"/>
               <w:spacing w:lineRule="auto" w:line="240" w:before="0" w:after="0"/>
-              <w:ind w:firstLine="624" w:start="-57" w:end="0"/>
+              <w:ind w:hanging="0" w:start="-57" w:end="0"/>
               <w:jc w:val="both"/>
               <w:rPr/>
             </w:pPr>
@@ -567,7 +567,7 @@
         </w:tc>
         <w:tc>
           <w:tcPr>
-            <w:tcW w:w="5605" w:type="dxa"/>
+            <w:tcW w:w="5157" w:type="dxa"/>
             <w:tcBorders/>
             <w:shd w:color="auto" w:fill="auto" w:val="clear"/>
           </w:tcPr>
@@ -578,7 +578,7 @@
               <w:suppressAutoHyphens w:val="true"/>
               <w:bidi w:val="0"/>
               <w:spacing w:lineRule="auto" w:line="240" w:before="0" w:after="0"/>
-              <w:ind w:firstLine="567" w:start="0" w:end="454"/>
+              <w:ind w:hanging="0" w:start="0" w:end="454"/>
               <w:jc w:val="both"/>
               <w:rPr/>
             </w:pPr>
@@ -599,7 +599,7 @@
         <w:trPr/>
         <w:tc>
           <w:tcPr>
-            <w:tcW w:w="3746" w:type="dxa"/>
+            <w:tcW w:w="3648" w:type="dxa"/>
             <w:tcBorders/>
             <w:shd w:color="auto" w:fill="auto" w:val="clear"/>
           </w:tcPr>
@@ -610,7 +610,7 @@
               <w:suppressAutoHyphens w:val="true"/>
               <w:bidi w:val="0"/>
               <w:spacing w:lineRule="auto" w:line="240" w:before="0" w:after="0"/>
-              <w:ind w:firstLine="624" w:start="-57" w:end="0"/>
+              <w:ind w:hanging="0" w:start="-57" w:end="0"/>
               <w:jc w:val="both"/>
               <w:rPr/>
             </w:pPr>
@@ -632,7 +632,7 @@
         </w:tc>
         <w:tc>
           <w:tcPr>
-            <w:tcW w:w="5605" w:type="dxa"/>
+            <w:tcW w:w="5157" w:type="dxa"/>
             <w:tcBorders/>
             <w:shd w:color="auto" w:fill="auto" w:val="clear"/>
           </w:tcPr>
@@ -643,7 +643,7 @@
               <w:suppressAutoHyphens w:val="true"/>
               <w:bidi w:val="0"/>
               <w:spacing w:lineRule="auto" w:line="240" w:before="0" w:after="0"/>
-              <w:ind w:firstLine="567" w:start="0" w:end="454"/>
+              <w:ind w:hanging="0" w:start="0" w:end="454"/>
               <w:jc w:val="both"/>
               <w:rPr/>
             </w:pPr>
@@ -668,7 +668,7 @@
         <w:trPr/>
         <w:tc>
           <w:tcPr>
-            <w:tcW w:w="3746" w:type="dxa"/>
+            <w:tcW w:w="3648" w:type="dxa"/>
             <w:tcBorders/>
             <w:shd w:color="auto" w:fill="auto" w:val="clear"/>
           </w:tcPr>
@@ -679,7 +679,7 @@
               <w:suppressAutoHyphens w:val="true"/>
               <w:bidi w:val="0"/>
               <w:spacing w:lineRule="auto" w:line="240" w:before="0" w:after="0"/>
-              <w:ind w:firstLine="624" w:start="-57" w:end="0"/>
+              <w:ind w:hanging="0" w:start="-57" w:end="0"/>
               <w:jc w:val="both"/>
               <w:rPr/>
             </w:pPr>
@@ -691,7 +691,7 @@
         </w:tc>
         <w:tc>
           <w:tcPr>
-            <w:tcW w:w="5605" w:type="dxa"/>
+            <w:tcW w:w="5157" w:type="dxa"/>
             <w:tcBorders/>
             <w:shd w:color="auto" w:fill="auto" w:val="clear"/>
           </w:tcPr>
@@ -702,7 +702,7 @@
               <w:suppressAutoHyphens w:val="true"/>
               <w:bidi w:val="0"/>
               <w:spacing w:lineRule="auto" w:line="240" w:before="0" w:after="0"/>
-              <w:ind w:firstLine="567" w:start="0" w:end="454"/>
+              <w:ind w:hanging="0" w:start="0" w:end="454"/>
               <w:jc w:val="both"/>
               <w:rPr/>
             </w:pPr>
@@ -717,7 +717,7 @@
         <w:trPr/>
         <w:tc>
           <w:tcPr>
-            <w:tcW w:w="3746" w:type="dxa"/>
+            <w:tcW w:w="3648" w:type="dxa"/>
             <w:tcBorders/>
             <w:shd w:color="auto" w:fill="auto" w:val="clear"/>
           </w:tcPr>
@@ -728,7 +728,7 @@
               <w:suppressAutoHyphens w:val="true"/>
               <w:bidi w:val="0"/>
               <w:spacing w:lineRule="auto" w:line="240" w:before="0" w:after="0"/>
-              <w:ind w:firstLine="624" w:start="-57" w:end="0"/>
+              <w:ind w:hanging="0" w:start="-57" w:end="0"/>
               <w:jc w:val="both"/>
               <w:rPr/>
             </w:pPr>
@@ -739,7 +739,7 @@
         </w:tc>
         <w:tc>
           <w:tcPr>
-            <w:tcW w:w="5605" w:type="dxa"/>
+            <w:tcW w:w="5157" w:type="dxa"/>
             <w:tcBorders/>
             <w:shd w:color="auto" w:fill="auto" w:val="clear"/>
           </w:tcPr>
@@ -750,7 +750,7 @@
               <w:suppressAutoHyphens w:val="true"/>
               <w:bidi w:val="0"/>
               <w:spacing w:lineRule="auto" w:line="240" w:before="0" w:after="0"/>
-              <w:ind w:firstLine="567" w:start="113" w:end="340"/>
+              <w:ind w:hanging="0" w:start="113" w:end="340"/>
               <w:jc w:val="both"/>
               <w:rPr/>
             </w:pPr>
@@ -766,7 +766,7 @@
         </w:trPr>
         <w:tc>
           <w:tcPr>
-            <w:tcW w:w="3746" w:type="dxa"/>
+            <w:tcW w:w="3648" w:type="dxa"/>
             <w:tcBorders/>
             <w:shd w:color="auto" w:fill="auto" w:val="clear"/>
           </w:tcPr>
@@ -777,7 +777,7 @@
               <w:suppressAutoHyphens w:val="true"/>
               <w:bidi w:val="0"/>
               <w:spacing w:lineRule="auto" w:line="240" w:before="0" w:after="0"/>
-              <w:ind w:firstLine="624" w:start="-57" w:end="0"/>
+              <w:ind w:hanging="0" w:start="-57" w:end="0"/>
               <w:jc w:val="both"/>
               <w:rPr/>
             </w:pPr>
@@ -791,7 +791,7 @@
         </w:tc>
         <w:tc>
           <w:tcPr>
-            <w:tcW w:w="5605" w:type="dxa"/>
+            <w:tcW w:w="5157" w:type="dxa"/>
             <w:tcBorders/>
             <w:shd w:color="auto" w:fill="auto" w:val="clear"/>
           </w:tcPr>
@@ -802,7 +802,7 @@
               <w:suppressAutoHyphens w:val="true"/>
               <w:bidi w:val="0"/>
               <w:spacing w:lineRule="auto" w:line="240" w:before="0" w:after="0"/>
-              <w:ind w:firstLine="567" w:start="113" w:end="340"/>
+              <w:ind w:hanging="0" w:start="113" w:end="340"/>
               <w:jc w:val="both"/>
               <w:rPr>
                 <w:color w:val="FF0000"/>
@@ -1738,18 +1738,18 @@
       <w:lang w:val="x-none" w:eastAsia="x-none"/>
     </w:rPr>
   </w:style>
+  <w:style w:type="character" w:styleId="Style6">
+    <w:name w:val="Символ сноски"/>
+    <w:uiPriority w:val="99"/>
+    <w:unhideWhenUsed/>
+    <w:qFormat/>
+    <w:rsid w:val="00b62267"/>
+    <w:rPr>
+      <w:vertAlign w:val="superscript"/>
+    </w:rPr>
+  </w:style>
   <w:style w:type="character" w:styleId="user">
     <w:name w:val="Символ сноски (user)"/>
-    <w:uiPriority w:val="99"/>
-    <w:unhideWhenUsed/>
-    <w:qFormat/>
-    <w:rsid w:val="00b62267"/>
-    <w:rPr>
-      <w:vertAlign w:val="superscript"/>
-    </w:rPr>
-  </w:style>
-  <w:style w:type="character" w:styleId="Style6">
-    <w:name w:val="Символ сноски"/>
     <w:qFormat/>
     <w:rPr>
       <w:vertAlign w:val="superscript"/>
@@ -2186,7 +2186,7 @@
   </w:style>
   <w:style w:type="paragraph" w:styleId="IndexHeading">
     <w:name w:val="index heading"/>
-    <w:basedOn w:val="user1"/>
+    <w:basedOn w:val="Style16"/>
     <w:pPr/>
     <w:rPr/>
   </w:style>
@@ -2452,15 +2452,15 @@
       <w:lang w:eastAsia="en-US"/>
     </w:rPr>
   </w:style>
+  <w:style w:type="paragraph" w:styleId="Style18">
+    <w:name w:val="Колонтитулы"/>
+    <w:basedOn w:val="Normal"/>
+    <w:qFormat/>
+    <w:pPr/>
+    <w:rPr/>
+  </w:style>
   <w:style w:type="paragraph" w:styleId="user3">
     <w:name w:val="Колонтитулы (user)"/>
-    <w:basedOn w:val="Normal"/>
-    <w:qFormat/>
-    <w:pPr/>
-    <w:rPr/>
-  </w:style>
-  <w:style w:type="paragraph" w:styleId="Style18">
-    <w:name w:val="Колонтитулы"/>
     <w:basedOn w:val="Normal"/>
     <w:qFormat/>
     <w:pPr/>
@@ -2498,6 +2498,29 @@
     </w:pPr>
     <w:rPr/>
   </w:style>
+  <w:style w:type="paragraph" w:styleId="user4">
+    <w:name w:val="Содержимое таблицы (user)"/>
+    <w:basedOn w:val="Normal"/>
+    <w:qFormat/>
+    <w:pPr>
+      <w:widowControl w:val="false"/>
+      <w:suppressLineNumbers/>
+    </w:pPr>
+    <w:rPr/>
+  </w:style>
+  <w:style w:type="paragraph" w:styleId="user5">
+    <w:name w:val="Заголовок таблицы (user)"/>
+    <w:basedOn w:val="user4"/>
+    <w:qFormat/>
+    <w:pPr>
+      <w:suppressLineNumbers/>
+      <w:jc w:val="center"/>
+    </w:pPr>
+    <w:rPr>
+      <w:b/>
+      <w:bCs/>
+    </w:rPr>
+  </w:style>
   <w:style w:type="paragraph" w:styleId="Style19">
     <w:name w:val="Содержимое таблицы"/>
     <w:basedOn w:val="Normal"/>
@@ -2521,31 +2544,8 @@
       <w:bCs/>
     </w:rPr>
   </w:style>
-  <w:style w:type="paragraph" w:styleId="user4">
-    <w:name w:val="Содержимое таблицы (user)"/>
-    <w:basedOn w:val="Normal"/>
-    <w:qFormat/>
-    <w:pPr>
-      <w:widowControl w:val="false"/>
-      <w:suppressLineNumbers/>
-    </w:pPr>
-    <w:rPr/>
-  </w:style>
-  <w:style w:type="paragraph" w:styleId="user5">
-    <w:name w:val="Заголовок таблицы (user)"/>
-    <w:basedOn w:val="user4"/>
-    <w:qFormat/>
-    <w:pPr>
-      <w:suppressLineNumbers/>
-      <w:jc w:val="center"/>
-    </w:pPr>
-    <w:rPr>
-      <w:b/>
-      <w:bCs/>
-    </w:rPr>
-  </w:style>
-  <w:style w:type="numbering" w:styleId="user6" w:default="1">
-    <w:name w:val="Без списка (user)"/>
+  <w:style w:type="numbering" w:styleId="Style21" w:default="1">
+    <w:name w:val="Без списка"/>
     <w:uiPriority w:val="99"/>
     <w:semiHidden/>
     <w:unhideWhenUsed/>

--- a/src/main/resources/Заполнители/ВКР/common/Титульный_лист.docx
+++ b/src/main/resources/Заполнители/ВКР/common/Титульный_лист.docx
@@ -350,8 +350,8 @@
         <w:tblLook w:val="04a0" w:noHBand="0" w:noVBand="1" w:firstColumn="1" w:lastRow="0" w:lastColumn="0" w:firstRow="1"/>
       </w:tblPr>
       <w:tblGrid>
-        <w:gridCol w:w="3648"/>
-        <w:gridCol w:w="5157"/>
+        <w:gridCol w:w="3647"/>
+        <w:gridCol w:w="5158"/>
       </w:tblGrid>
       <w:tr>
         <w:trPr>
@@ -359,7 +359,7 @@
         </w:trPr>
         <w:tc>
           <w:tcPr>
-            <w:tcW w:w="3648" w:type="dxa"/>
+            <w:tcW w:w="3647" w:type="dxa"/>
             <w:tcBorders/>
             <w:shd w:color="auto" w:fill="auto" w:val="clear"/>
           </w:tcPr>
@@ -384,7 +384,7 @@
         </w:tc>
         <w:tc>
           <w:tcPr>
-            <w:tcW w:w="5157" w:type="dxa"/>
+            <w:tcW w:w="5158" w:type="dxa"/>
             <w:tcBorders/>
             <w:shd w:color="auto" w:fill="auto" w:val="clear"/>
           </w:tcPr>
@@ -414,7 +414,7 @@
         </w:trPr>
         <w:tc>
           <w:tcPr>
-            <w:tcW w:w="3648" w:type="dxa"/>
+            <w:tcW w:w="3647" w:type="dxa"/>
             <w:tcBorders/>
             <w:shd w:color="auto" w:fill="auto" w:val="clear"/>
           </w:tcPr>
@@ -437,7 +437,7 @@
         </w:tc>
         <w:tc>
           <w:tcPr>
-            <w:tcW w:w="5157" w:type="dxa"/>
+            <w:tcW w:w="5158" w:type="dxa"/>
             <w:tcBorders/>
             <w:shd w:color="auto" w:fill="auto" w:val="clear"/>
           </w:tcPr>
@@ -450,29 +450,27 @@
               <w:spacing w:lineRule="auto" w:line="240" w:before="0" w:after="0"/>
               <w:ind w:hanging="0" w:start="0" w:end="680"/>
               <w:jc w:val="both"/>
-              <w:rPr/>
+              <w:rPr>
+                <w:shd w:fill="FFFF00" w:val="clear"/>
+              </w:rPr>
             </w:pPr>
             <w:r>
               <w:rPr>
                 <w:shd w:fill="FFFF00" w:val="clear"/>
               </w:rPr>
-              <w:t>$(руководительВКР.степень)</w:t>
-            </w:r>
-            <w:r>
-              <w:rPr/>
-              <w:t>,</w:t>
-            </w:r>
-            <w:r>
-              <w:rPr>
-                <w:shd w:fill="auto" w:val="clear"/>
-              </w:rPr>
-              <w:t xml:space="preserve"> </w:t>
+              <w:t>$(руководительВКР.степень.</w:t>
             </w:r>
             <w:r>
               <w:rPr>
                 <w:shd w:fill="FFFF00" w:val="clear"/>
               </w:rPr>
-              <w:t>$(руководительВКР.звание)</w:t>
+              <w:t>звание</w:t>
+            </w:r>
+            <w:r>
+              <w:rPr>
+                <w:shd w:fill="FFFF00" w:val="clear"/>
+              </w:rPr>
+              <w:t>)</w:t>
             </w:r>
           </w:p>
         </w:tc>
@@ -481,7 +479,7 @@
         <w:trPr/>
         <w:tc>
           <w:tcPr>
-            <w:tcW w:w="3648" w:type="dxa"/>
+            <w:tcW w:w="3647" w:type="dxa"/>
             <w:tcBorders/>
             <w:shd w:color="auto" w:fill="auto" w:val="clear"/>
           </w:tcPr>
@@ -504,7 +502,7 @@
         </w:tc>
         <w:tc>
           <w:tcPr>
-            <w:tcW w:w="5157" w:type="dxa"/>
+            <w:tcW w:w="5158" w:type="dxa"/>
             <w:tcBorders/>
             <w:shd w:color="auto" w:fill="auto" w:val="clear"/>
           </w:tcPr>
@@ -544,7 +542,7 @@
         </w:trPr>
         <w:tc>
           <w:tcPr>
-            <w:tcW w:w="3648" w:type="dxa"/>
+            <w:tcW w:w="3647" w:type="dxa"/>
             <w:tcBorders/>
             <w:shd w:color="auto" w:fill="auto" w:val="clear"/>
           </w:tcPr>
@@ -567,7 +565,7 @@
         </w:tc>
         <w:tc>
           <w:tcPr>
-            <w:tcW w:w="5157" w:type="dxa"/>
+            <w:tcW w:w="5158" w:type="dxa"/>
             <w:tcBorders/>
             <w:shd w:color="auto" w:fill="auto" w:val="clear"/>
           </w:tcPr>
@@ -584,9 +582,13 @@
             </w:pPr>
             <w:r>
               <w:rPr>
+                <w:b w:val="false"/>
+                <w:bCs w:val="false"/>
+                <w:i w:val="false"/>
+                <w:iCs w:val="false"/>
                 <w:shd w:fill="FFFF00" w:val="clear"/>
               </w:rPr>
-              <w:t>$(руководительвкр.имяКратко)</w:t>
+              <w:t>$(руководительВКР.имяКратко)</w:t>
             </w:r>
             <w:r>
               <w:rPr/>
@@ -599,7 +601,7 @@
         <w:trPr/>
         <w:tc>
           <w:tcPr>
-            <w:tcW w:w="3648" w:type="dxa"/>
+            <w:tcW w:w="3647" w:type="dxa"/>
             <w:tcBorders/>
             <w:shd w:color="auto" w:fill="auto" w:val="clear"/>
           </w:tcPr>
@@ -632,7 +634,7 @@
         </w:tc>
         <w:tc>
           <w:tcPr>
-            <w:tcW w:w="5157" w:type="dxa"/>
+            <w:tcW w:w="5158" w:type="dxa"/>
             <w:tcBorders/>
             <w:shd w:color="auto" w:fill="auto" w:val="clear"/>
           </w:tcPr>
@@ -668,7 +670,7 @@
         <w:trPr/>
         <w:tc>
           <w:tcPr>
-            <w:tcW w:w="3648" w:type="dxa"/>
+            <w:tcW w:w="3647" w:type="dxa"/>
             <w:tcBorders/>
             <w:shd w:color="auto" w:fill="auto" w:val="clear"/>
           </w:tcPr>
@@ -691,7 +693,7 @@
         </w:tc>
         <w:tc>
           <w:tcPr>
-            <w:tcW w:w="5157" w:type="dxa"/>
+            <w:tcW w:w="5158" w:type="dxa"/>
             <w:tcBorders/>
             <w:shd w:color="auto" w:fill="auto" w:val="clear"/>
           </w:tcPr>
@@ -717,7 +719,7 @@
         <w:trPr/>
         <w:tc>
           <w:tcPr>
-            <w:tcW w:w="3648" w:type="dxa"/>
+            <w:tcW w:w="3647" w:type="dxa"/>
             <w:tcBorders/>
             <w:shd w:color="auto" w:fill="auto" w:val="clear"/>
           </w:tcPr>
@@ -739,7 +741,7 @@
         </w:tc>
         <w:tc>
           <w:tcPr>
-            <w:tcW w:w="5157" w:type="dxa"/>
+            <w:tcW w:w="5158" w:type="dxa"/>
             <w:tcBorders/>
             <w:shd w:color="auto" w:fill="auto" w:val="clear"/>
           </w:tcPr>
@@ -766,7 +768,7 @@
         </w:trPr>
         <w:tc>
           <w:tcPr>
-            <w:tcW w:w="3648" w:type="dxa"/>
+            <w:tcW w:w="3647" w:type="dxa"/>
             <w:tcBorders/>
             <w:shd w:color="auto" w:fill="auto" w:val="clear"/>
           </w:tcPr>
@@ -791,7 +793,7 @@
         </w:tc>
         <w:tc>
           <w:tcPr>
-            <w:tcW w:w="5157" w:type="dxa"/>
+            <w:tcW w:w="5158" w:type="dxa"/>
             <w:tcBorders/>
             <w:shd w:color="auto" w:fill="auto" w:val="clear"/>
           </w:tcPr>

--- a/src/main/resources/Заполнители/ВКР/common/Титульный_лист.docx
+++ b/src/main/resources/Заполнители/ВКР/common/Титульный_лист.docx
@@ -458,19 +458,7 @@
               <w:rPr>
                 <w:shd w:fill="FFFF00" w:val="clear"/>
               </w:rPr>
-              <w:t>$(руководительВКР.степень.</w:t>
-            </w:r>
-            <w:r>
-              <w:rPr>
-                <w:shd w:fill="FFFF00" w:val="clear"/>
-              </w:rPr>
-              <w:t>звание</w:t>
-            </w:r>
-            <w:r>
-              <w:rPr>
-                <w:shd w:fill="FFFF00" w:val="clear"/>
-              </w:rPr>
-              <w:t>)</w:t>
+              <w:t>$(руководительВКР.степень.звание)</w:t>
             </w:r>
           </w:p>
         </w:tc>
@@ -1740,18 +1728,18 @@
       <w:lang w:val="x-none" w:eastAsia="x-none"/>
     </w:rPr>
   </w:style>
+  <w:style w:type="character" w:styleId="user">
+    <w:name w:val="Символ сноски (user)"/>
+    <w:uiPriority w:val="99"/>
+    <w:unhideWhenUsed/>
+    <w:qFormat/>
+    <w:rsid w:val="00b62267"/>
+    <w:rPr>
+      <w:vertAlign w:val="superscript"/>
+    </w:rPr>
+  </w:style>
   <w:style w:type="character" w:styleId="Style6">
     <w:name w:val="Символ сноски"/>
-    <w:uiPriority w:val="99"/>
-    <w:unhideWhenUsed/>
-    <w:qFormat/>
-    <w:rsid w:val="00b62267"/>
-    <w:rPr>
-      <w:vertAlign w:val="superscript"/>
-    </w:rPr>
-  </w:style>
-  <w:style w:type="character" w:styleId="user">
-    <w:name w:val="Символ сноски (user)"/>
     <w:qFormat/>
     <w:rPr>
       <w:vertAlign w:val="superscript"/>
@@ -2188,7 +2176,7 @@
   </w:style>
   <w:style w:type="paragraph" w:styleId="IndexHeading">
     <w:name w:val="index heading"/>
-    <w:basedOn w:val="Style16"/>
+    <w:basedOn w:val="user1"/>
     <w:pPr/>
     <w:rPr/>
   </w:style>
@@ -2454,15 +2442,15 @@
       <w:lang w:eastAsia="en-US"/>
     </w:rPr>
   </w:style>
+  <w:style w:type="paragraph" w:styleId="user3">
+    <w:name w:val="Колонтитулы (user)"/>
+    <w:basedOn w:val="Normal"/>
+    <w:qFormat/>
+    <w:pPr/>
+    <w:rPr/>
+  </w:style>
   <w:style w:type="paragraph" w:styleId="Style18">
     <w:name w:val="Колонтитулы"/>
-    <w:basedOn w:val="Normal"/>
-    <w:qFormat/>
-    <w:pPr/>
-    <w:rPr/>
-  </w:style>
-  <w:style w:type="paragraph" w:styleId="user3">
-    <w:name w:val="Колонтитулы (user)"/>
     <w:basedOn w:val="Normal"/>
     <w:qFormat/>
     <w:pPr/>
@@ -2500,6 +2488,29 @@
     </w:pPr>
     <w:rPr/>
   </w:style>
+  <w:style w:type="paragraph" w:styleId="Style19">
+    <w:name w:val="Содержимое таблицы"/>
+    <w:basedOn w:val="Normal"/>
+    <w:qFormat/>
+    <w:pPr>
+      <w:widowControl w:val="false"/>
+      <w:suppressLineNumbers/>
+    </w:pPr>
+    <w:rPr/>
+  </w:style>
+  <w:style w:type="paragraph" w:styleId="Style20">
+    <w:name w:val="Заголовок таблицы"/>
+    <w:basedOn w:val="Style19"/>
+    <w:qFormat/>
+    <w:pPr>
+      <w:suppressLineNumbers/>
+      <w:jc w:val="center"/>
+    </w:pPr>
+    <w:rPr>
+      <w:b/>
+      <w:bCs/>
+    </w:rPr>
+  </w:style>
   <w:style w:type="paragraph" w:styleId="user4">
     <w:name w:val="Содержимое таблицы (user)"/>
     <w:basedOn w:val="Normal"/>
@@ -2523,31 +2534,8 @@
       <w:bCs/>
     </w:rPr>
   </w:style>
-  <w:style w:type="paragraph" w:styleId="Style19">
-    <w:name w:val="Содержимое таблицы"/>
-    <w:basedOn w:val="Normal"/>
-    <w:qFormat/>
-    <w:pPr>
-      <w:widowControl w:val="false"/>
-      <w:suppressLineNumbers/>
-    </w:pPr>
-    <w:rPr/>
-  </w:style>
-  <w:style w:type="paragraph" w:styleId="Style20">
-    <w:name w:val="Заголовок таблицы"/>
-    <w:basedOn w:val="Style19"/>
-    <w:qFormat/>
-    <w:pPr>
-      <w:suppressLineNumbers/>
-      <w:jc w:val="center"/>
-    </w:pPr>
-    <w:rPr>
-      <w:b/>
-      <w:bCs/>
-    </w:rPr>
-  </w:style>
-  <w:style w:type="numbering" w:styleId="Style21" w:default="1">
-    <w:name w:val="Без списка"/>
+  <w:style w:type="numbering" w:styleId="user6" w:default="1">
+    <w:name w:val="Без списка (user)"/>
     <w:uiPriority w:val="99"/>
     <w:semiHidden/>
     <w:unhideWhenUsed/>
